--- a/交付成果/第三轮修订版/第三轮4周版/读书会20_从凡夫到圣者道果与涅槃_4周资料包（第三版修订）/Word版/第4周_道果智省察智与修行全景总结_学员版.docx
+++ b/交付成果/第三轮修订版/第三轮4周版/读书会20_从凡夫到圣者道果与涅槃_4周资料包（第三版修订）/Word版/第4周_道果智省察智与修行全景总结_学员版.docx
@@ -3100,7 +3100,7 @@
         <w:rPr>
           <w:b w:val="0"/>
         </w:rPr>
-        <w:t>[00:04:50.700] 一旦美人阿萨瓦卡亚我行好都。伊达西拉咪巴拉萨。But者有好do。撒都撒都撒度。啊，各位贤友好啊，我们今天开始学习啊，这个八十九星的。啊，最后八个心看出世间的心啊，从世间里面出来啊。啊，我们前面讲的啊，不管是欲界色界无色界啊，讲的都是世间心啊。那。处世艰辛到底指的是什么处世艰辛呢？啊，我们很多人以前会理解为出世间，好像从我们这个。这个。啊。嗯。这个世界里面好。跑出去了，出世间是不是在宇宙之外哈啊，很多人都有这样的理解，就认为出世间是在宇宙之外。</w:t>
+        <w:t>[00:04:50.700] 一旦美人阿萨瓦卡亚我行好都。伊达西拉咪巴拉萨。But者有好do。撒都撒都撒度。啊，各位贤友好啊，我们今天开始学习啊，这个八十九心的。啊，最后八个心看出世间的心啊，从世间里面出来啊。啊，我们前面讲的啊，不管是欲界色界无色界啊，讲的都是世间心啊。那。出世间心到底指的是什么出世间心呢？啊，我们很多人以前会理解为出世间，好像从我们这个。这个。啊。嗯。这个世界里面好。跑出去了，出世间是不是在宇宙之外哈啊，很多人都有这样的理解，就认为出世间是在宇宙之外。</w:t>
       </w:r>
     </w:p>
     <w:p>
@@ -3115,7 +3115,7 @@
         <w:rPr>
           <w:b w:val="0"/>
         </w:rPr>
-        <w:t>[00:12:02.980] 请大家记住哦啊，我们讲出世间，出世间是你的心超越的刑法的世间。啊，不会再落在这种无常苦无我的刑法的这种啊世间认知里面啊。因为。诸行法是有为法。他就是无常苦无我。那你的心只取这个无曲运，那你的心也会跟着无常苦。我好啊，那你能超越呢，那就是另外一个角度了啊，</w:t>
+        <w:t>[00:12:02.980] 请大家记住哦啊，我们讲出世间，出世间是你的心超越的行法的世间。啊，不会再落在这种无常苦无我的行法的这种啊世间认知里面啊。因为。诸行法是有为法。他就是无常苦无我。那你的心只取这个五取蕴，那你的心也会跟着无常苦。我好啊，那你能超越呢，那就是另外一个角度了啊，</w:t>
       </w:r>
     </w:p>
     <w:p>
@@ -3160,7 +3160,7 @@
         <w:rPr>
           <w:b w:val="0"/>
         </w:rPr>
-        <w:t>[00:18:29.320] 好，那。出世艰心，道心果心到底怎么升起来呢？啊。所以我们要明白。大家学佛啊，修行啊。学佛修行干什么？是为了处世见心、道心、国心的生起。那当心果心升起。它是干嘛用啊。断除烦恼。一定是断除我们的烦恼。道心果心升起来。啊。它的直接作用是断除烦恼。而不是有其他的一个什么金光闪闪的东西冒出来啊，你中大彩了，中大奖了这种啊，然后神通无边无边啊，这样诸如此类的。不是这个概念，它的直接的真正的受用是你烦恼被断除了，相应的烦恼被断除或者被削弱了啊。</w:t>
+        <w:t>[00:18:29.320] 好，那。出世间心，道心果心到底怎么升起来呢？啊。所以我们要明白。大家学佛啊，修行啊。学佛修行干什么？是为了出世间心、道心、果心的生起。那当心果心升起。它是干嘛用啊。断除烦恼。一定是断除我们的烦恼。道心果心升起来。啊。它的直接作用是断除烦恼。而不是有其他的一个什么金光闪闪的东西冒出来啊，你中大彩了，中大奖了这种啊，然后神通无边无边啊，这样诸如此类的。不是这个概念，它的直接的真正的受用是你烦恼被断除了，相应的烦恼被断除或者被削弱了啊。</w:t>
       </w:r>
     </w:p>
     <w:p>
@@ -3190,7 +3190,7 @@
         <w:rPr>
           <w:b w:val="0"/>
         </w:rPr>
-        <w:t>[00:25:27.500] 好，那个。比如出国，大日一升起。啊，你的五下分节啊啊不是下五下分节啊你的这个啊。借进去有深见和怀疑。啊，那么按照论教法，就是你的季度和天命。就同时被这些烦恼就同时被斩除了，就是一个性资差了。在这一个性质刹那之后。啊，你就成为一个。完全不同的人了。之前你是一个凡夫。这个心思刹那一过去，你就成为圣者。啊。那这个性质差呢。断除了相应烦恼以后，接着下来，果心又生起来，体验解脱的这个味道啊，解脱之味。所以道心是出世间善心，果心是出世间果报心好。</w:t>
+        <w:t>[00:25:27.500] 好，那个。比如出国，大日一升起。啊，你的五下分结啊啊不是下五下分结啊你的这个啊。戒禁取有身见和怀疑。啊，那么按照论教法，就是你的季度和天命。就同时被这些烦恼就同时被斩除了，就是一个心识刹那了。在这一个心识刹那之后。啊，你就成为一个。完全不同的人了。之前你是一个凡夫。这个心识刹那一过去，你就成为圣者。啊。那这个心识刹那呢。断除了相应烦恼以后，接着下来，果心又生起来，体验解脱的这个味道啊，解脱之味。所以道心是出世间善心，果心是出世间果报心好。</w:t>
       </w:r>
     </w:p>
     <w:p>
@@ -3321,7 +3321,7 @@
         <w:rPr>
           <w:b w:val="0"/>
         </w:rPr>
-        <w:t>[00:05:19.580] 如何正知呢？就是智者可以审查。道啊，道心，果心，还有涅盘。这是三个以及。还有没有啊这个。断除或者没有断除的烦恼。啊，就审查它已经断了，还有没有断的烦恼啊？就是五种审查的心路过程啊。那也就是我们十六观字里面的啊，道心果心道字果字后面的那个审查制哈，最后第十六个审查制。啊就审查这五种。那他学都讲到。审查道果和涅盘的心入过程呢，每一位圣者都是可以生起来的。但是对于未断烦恼和已断烦恼的心路过程啊，那就必须通达经教啊，</w:t>
+        <w:t>[00:05:19.580] 如何正知呢？就是智者可以审查。道啊，道心，果心，还有涅盘。这是三个以及。还有没有啊这个。断除或者没有断除的烦恼。啊，就审查它已经断了，还有没有断的烦恼啊？就是五种审查的心路过程啊。那也就是我们十六观智里面的啊，道心果心道智果智后面的那个省察智哈，最后第十六个省察智。啊就审查这五种。那他学都讲到。审查道果和涅盘的心路过程呢，每一位圣者都是可以生起来的。但是对于未断烦恼和已断烦恼的心路过程啊，那就必须通达经教啊，</w:t>
       </w:r>
     </w:p>
     <w:p>
@@ -3336,7 +3336,7 @@
         <w:rPr>
           <w:b w:val="0"/>
         </w:rPr>
-        <w:t>[00:07:57.440] 那比如说你。对于出国胜者。啊，断除。有声见戒禁取和怀疑。啊，还有孟教法讲的嫉妒和强硬。啊，那么这些。不上心呢。啊。前面这个怀疑是属于吃根的。啊。心安。那。借近曲和有生间，它是属于贪根型的啊。嫉妒和强硬，这属于嗔根心路。那什样的所缘啊，他容易生起这样的心，你要懂。啊，然后去找相应的所源。啊观察那个所缘啊你的心是置它啊面对它的时候相应的这些。啊？心锁还会不会升起来啊？</w:t>
+        <w:t>[00:07:57.440] 那比如说你。对于出国胜者。啊，断除。有身见戒禁取和怀疑。啊，还有论教法讲的嫉妒和强硬。啊，那么这些。不上心呢。啊。前面这个怀疑是属于痴根的。啊。心安。那。戒禁取和有身见，它是属于贪根型的啊。嫉妒和强硬，这属于嗔根心路。那什样的所缘啊，他容易生起这样的心，你要懂。啊，然后去找相应的所缘。啊观察那个所缘啊你的心是置它啊面对它的时候相应的这些。啊？心所还会不会升起来啊？</w:t>
       </w:r>
     </w:p>
     <w:p>
@@ -3366,7 +3366,7 @@
         <w:rPr>
           <w:b w:val="0"/>
         </w:rPr>
-        <w:t>[00:11:08.800] 然后他有其中一个阿拉汉弟子啊。啊，叫南玛丁娜啊，就是法师长老。他这个这位阿拉汉呢，他住在呃另外的地方，他有一天呢啊那些突然间他就啊阿拉汉一般他不会随便想吃啊哈，他就心朝向他的老师。啊，那他就观察他老师是不是真的阿拉汉果。啊，因为阿拉汉呢，他有神通，他可以去观察同等以及更低的人的啊，果位呀，啊啊。他就用神通观察他老师，结果发现他的老师呢，还是个凡夫。啊。</w:t>
+        <w:t>[00:11:08.800] 然后他有其中一个阿拉汉弟子啊。啊，叫法施啊，就是法施长老。他这个这位阿拉汉呢，他住在呃另外的地方，他有一天呢啊那些突然间他就啊阿拉汉一般他不会随便想吃啊哈，他就心朝向他的老师。啊，那他就观察他老师是不是真的阿拉汉果。啊，因为阿拉汉呢，他有神通，他可以去观察同等以及更低的人的啊，果位呀，啊啊。他就用神通观察他老师，结果发现他的老师呢，还是个凡夫。啊。</w:t>
       </w:r>
     </w:p>
     <w:p>
@@ -3381,7 +3381,7 @@
         <w:rPr>
           <w:b w:val="0"/>
         </w:rPr>
-        <w:t>[00:14:19.910] 要跑了哈啊，这个时候呢，这个法师长老呢，就拉着他老师的家长说，班爹。阿拉汉还会有恐惧吗？好，这个时候大龙长老恍然大悟，啊哦，这句话。原来自己还是个凡夫嘞啊啊，因为阿拉汉呢，他已经断除了所有的烦恼，包括。撑啊啊，抖洒就是恐惧害怕，他不会有的。</w:t>
+        <w:t>[00:14:19.910] 要跑了哈啊，这个时候呢，这个法施长老呢，就拉着他老师的家长说，班爹。阿拉汉还会有恐惧吗？好，这个时候大龙长老恍然大悟，啊哦，这句话。原来自己还是个凡夫嘞啊啊，因为阿拉汉呢，他已经断除了所有的烦恼，包括。瞋啊啊，瞋就是恐惧害怕，他不会有的。</w:t>
       </w:r>
     </w:p>
     <w:p>
@@ -3396,7 +3396,7 @@
         <w:rPr>
           <w:b w:val="0"/>
         </w:rPr>
-        <w:t>[00:16:41.500] 乃至于在睡梦之中，我们知道阿拉汉是不会做梦的。也就是大龙长老，他是可以六十年时间没有做过梦啊，这样的这种正念的力量啊。所以他认为自己已经断一切烦恼了，而实际上没有这个很微细的这个烦恼，无名烦恼潜伏了六十年。</w:t>
+        <w:t>[00:16:41.500] 乃至于在睡梦之中，我们知道阿拉汉是不会做梦的。也就是大龙长老，他是可以六十年时间没有做过梦啊，这样的这种正念的力量啊。所以他认为自己已经断一切烦恼了，而实际上没有这个很微细的这个烦恼，无明烦恼潜伏了六十年。</w:t>
       </w:r>
     </w:p>
     <w:p>
@@ -3426,7 +3426,7 @@
         <w:rPr>
           <w:b w:val="0"/>
         </w:rPr>
-        <w:t>[00:19:14.760] 他能够检查所证的这个道字和果字里面啊，这个心里面啊，有多少个明法。啊，有多少个道之。</w:t>
+        <w:t>[00:19:14.760] 他能够检查所证的这个道智和果智里面啊，这个心里面啊，有多少个名法。啊，有多少个道之。</w:t>
       </w:r>
     </w:p>
     <w:p>

--- a/交付成果/第三轮修订版/第三轮4周版/读书会20_从凡夫到圣者道果与涅槃_4周资料包（第三版修订）/Word版/第4周_道果智省察智与修行全景总结_学员版.docx
+++ b/交付成果/第三轮修订版/第三轮4周版/读书会20_从凡夫到圣者道果与涅槃_4周资料包（第三版修订）/Word版/第4周_道果智省察智与修行全景总结_学员版.docx
@@ -2752,7 +2752,7 @@
         <w:rPr>
           <w:b w:val="0"/>
         </w:rPr>
-        <w:t>所以雷迪希亚多讲："就是对于这样的事，由于能够准确的知道、判断弟子是否已经证得圣道、圣果的佛陀已经入般涅槃了，现代真正的圣者又很少，禅修者需要通过多年的检验，才知道自己是不是圣者了。"有些人可能会说，他们证入果定，他们说所有的名色都消灭了，完全不知道是什么。帕奥西亚多讲："有些人可能是真的，但不一定有的人都是。因此有必要依据经论来检验他是不是真的证入果定。"</w:t>
+        <w:t>所以雷迪西亚多讲："就是对于这样的事，由于能够准确的知道、判断弟子是否已经证得圣道、圣果的佛陀已经入般涅槃了，现代真正的圣者又很少，禅修者需要通过多年的检验，才知道自己是不是圣者了。"有些人可能会说，他们证入果定，他们说所有的名色都消灭了，完全不知道是什么。帕奥西亚多讲："有些人可能是真的，但不一定有的人都是。因此有必要依据经论来检验他是不是真的证入果定。"</w:t>
       </w:r>
     </w:p>
     <w:p>
@@ -2901,7 +2901,7 @@
         <w:rPr>
           <w:b w:val="0"/>
         </w:rPr>
-        <w:t>雷迪希亚多说："大龙长老不是一个对经教无知的人，他教导了很多学生证得阿拉汉。阿拉汉的智慧，阿拉汉所能理解、了解的，他好像也都明白。而且他自己也认为自己是阿拉汉。某种程度上来讲，他也会检查。他不是一个只懂经教的人，他也是懂止观的。所以他也会认为生起道智、果智，他也检查他的道心、果心。"</w:t>
+        <w:t>雷迪西亚多说："大龙长老不是一个对经教无知的人，他教导了很多学生证得阿拉汉。阿拉汉的智慧，阿拉汉所能理解、了解的，他好像也都明白。而且他自己也认为自己是阿拉汉。某种程度上来讲，他也会检查。他不是一个只懂经教的人，他也是懂止观的。所以他也会认为生起道智、果智，他也检查他的道心、果心。"</w:t>
       </w:r>
     </w:p>
     <w:p>
@@ -3190,7 +3190,7 @@
         <w:rPr>
           <w:b w:val="0"/>
         </w:rPr>
-        <w:t>[00:25:27.500] 好，那个。比如出国，大日一升起。啊，你的五下分结啊啊不是下五下分结啊你的这个啊。戒禁取有身见和怀疑。啊，那么按照论教法，就是你的季度和天命。就同时被这些烦恼就同时被斩除了，就是一个心识刹那了。在这一个心识刹那之后。啊，你就成为一个。完全不同的人了。之前你是一个凡夫。这个心识刹那一过去，你就成为圣者。啊。那这个心识刹那呢。断除了相应烦恼以后，接着下来，果心又生起来，体验解脱的这个味道啊，解脱之味。所以道心是出世间善心，果心是出世间果报心好。</w:t>
+        <w:t>[00:25:27.500] 好，那个。比如出世间，道智一升起。啊，你的五下分结啊啊不是下五下分结啊你的这个啊。戒禁取有身见和怀疑。啊，那么按照论教法，就是你的嫉妒和悭吝。就同时被这些烦恼就同时被斩除了，就是一个心识刹那了。在这一个心识刹那之后。啊，你就成为一个。完全不同的人了。之前你是一个凡夫。这个心识刹那一过去，你就成为圣者。啊。那这个心识刹那呢。断除了相应烦恼以后，接着下来，果心又生起来，体验解脱的这个味道啊，解脱之味。所以道心是出世间善心，果心是出世间果报心好。</w:t>
       </w:r>
     </w:p>
     <w:p>
@@ -3205,7 +3205,7 @@
         <w:rPr>
           <w:b w:val="0"/>
         </w:rPr>
-        <w:t>[00:30:51.000] 也有这种感觉。然后这种生命是如此的苦迫。你不知道他为什么会这样，生命你根本抓不住它啊，苦破无我。啊，这种感觉你要出来，你观察的是这种。所以观察这个完以后呢，我们讲三解脱门啊啊南北传都讲三解脱门，三解脱门指的是什么。</w:t>
+        <w:t>[00:30:51.000] 也有这种感觉。然后这种生命是如此的苦迫。你不知道他为什么会这样，生命你根本抓不住它啊，无常·苦·无我。啊，这种感觉你要出来，你观察的是这种。所以观察这个完以后呢，我们讲三解脱门啊啊南北传都讲三解脱门，三解脱门指的是什么。</w:t>
       </w:r>
     </w:p>
     <w:p>
@@ -3336,7 +3336,7 @@
         <w:rPr>
           <w:b w:val="0"/>
         </w:rPr>
-        <w:t>[00:07:57.440] 那比如说你。对于出国胜者。啊，断除。有身见戒禁取和怀疑。啊，还有论教法讲的嫉妒和强硬。啊，那么这些。不上心呢。啊。前面这个怀疑是属于痴根的。啊。心安。那。戒禁取和有身见，它是属于贪根型的啊。嫉妒和强硬，这属于嗔根心路。那什样的所缘啊，他容易生起这样的心，你要懂。啊，然后去找相应的所缘。啊观察那个所缘啊你的心是置它啊面对它的时候相应的这些。啊？心所还会不会升起来啊？</w:t>
+        <w:t>[00:07:57.440] 那比如说你。对于出世间圣者。啊，断除。有身见戒禁取和怀疑。啊，还有论教法讲的嫉妒和悭吝。啊，那么这些。不善心呢。啊。前面这个怀疑是属于痴根的。啊。心安。那。戒禁取和有身见，它是属于贪根型的啊。嫉妒和悭吝，这属于嗔根心路。那什样的所缘啊，他容易生起这样的心，你要懂。啊，然后去找相应的所缘。啊观察那个所缘啊你的心是置它啊面对它的时候相应的这些。啊？心所还会不会升起来啊？</w:t>
       </w:r>
     </w:p>
     <w:p>
@@ -3381,7 +3381,7 @@
         <w:rPr>
           <w:b w:val="0"/>
         </w:rPr>
-        <w:t>[00:14:19.910] 要跑了哈啊，这个时候呢，这个法施长老呢，就拉着他老师的家长说，班爹。阿拉汉还会有恐惧吗？好，这个时候大龙长老恍然大悟，啊哦，这句话。原来自己还是个凡夫嘞啊啊，因为阿拉汉呢，他已经断除了所有的烦恼，包括。瞋啊啊，瞋就是恐惧害怕，他不会有的。</w:t>
+        <w:t>[00:14:19.910] 要跑了哈啊，这个时候呢，这个法施长老呢，就拉着他老师的家长说，尊者。阿拉汉还会有恐惧吗？好，这个时候大龙长老恍然大悟，啊哦，这句话。原来自己还是个凡夫嘞啊啊，因为阿拉汉呢，他已经断除了所有的烦恼，包括。瞋啊啊，瞋就是恐惧害怕，他不会有的。</w:t>
       </w:r>
     </w:p>
     <w:p>
@@ -3411,7 +3411,7 @@
         <w:rPr>
           <w:b w:val="0"/>
         </w:rPr>
-        <w:t>[00:18:26.300] 那有些人可能会说，他们真的正入果定啊，他们会讲说啊，所有的名色都消灭了，我完全不知道是什么啊。那包括希亚都讲这些人啊。啊，有些人可能是真的，但不一定所有人都是啊。因此呢，有必要依据啊，经论来检验他是不是。真的啊，正如果定。嗯。那圣者必须审查道和果。那什么是道和果呢？就证得。圣果智的圣者啊，道果智的圣者啊，</w:t>
+        <w:t>[00:18:26.300] 那有些人可能会说，他们真的证入果定啊，他们会讲说啊，所有的名色都消灭了，我完全不知道是什么啊。那包括西亚多讲这些人啊。啊，有些人可能是真的，但不一定所有人都是啊。因此呢，有必要依据啊，经论来检验他是不是。真的啊，证入果定。嗯。那圣者必须审查道和果。那什么是道和果呢？就证得。圣果智的圣者啊，道果智的圣者啊，</w:t>
       </w:r>
     </w:p>
     <w:p>
@@ -3426,7 +3426,7 @@
         <w:rPr>
           <w:b w:val="0"/>
         </w:rPr>
-        <w:t>[00:19:14.760] 他能够检查所证的这个道智和果智里面啊，这个心里面啊，有多少个名法。啊，有多少个道之。</w:t>
+        <w:t>[00:19:14.760] 他能够检查所证的这个道智和果智里面啊，这个心里面啊，有多少个名法。啊，有多少个道支。</w:t>
       </w:r>
     </w:p>
     <w:p>

--- a/交付成果/第三轮修订版/第三轮4周版/读书会20_从凡夫到圣者道果与涅槃_4周资料包（第三版修订）/Word版/第4周_道果智省察智与修行全景总结_学员版.docx
+++ b/交付成果/第三轮修订版/第三轮4周版/读书会20_从凡夫到圣者道果与涅槃_4周资料包（第三版修订）/Word版/第4周_道果智省察智与修行全景总结_学员版.docx
@@ -3115,7 +3115,7 @@
         <w:rPr>
           <w:b w:val="0"/>
         </w:rPr>
-        <w:t>[00:12:02.980] 请大家记住哦啊，我们讲出世间，出世间是你的心超越的行法的世间。啊，不会再落在这种无常苦无我的行法的这种啊世间认知里面啊。因为。诸行法是有为法。他就是无常苦无我。那你的心只取这个五取蕴，那你的心也会跟着无常苦。我好啊，那你能超越呢，那就是另外一个角度了啊，</w:t>
+        <w:t>[00:12:02.980] 请大家记住哦啊，我们讲出世间，出世间是你的心超越了行法的世间。啊，不会将诸行法看成常、乐、我、净的世间认知里面啊。因为。诸行法是有为法。他就是无常苦无我。那你的心只取这个五取蕴，那你的心也会跟着无常苦。我好啊，那你能超越呢，那就是另外一个角度了啊，</w:t>
       </w:r>
     </w:p>
     <w:p>
@@ -3130,7 +3130,7 @@
         <w:rPr>
           <w:b w:val="0"/>
         </w:rPr>
-        <w:t>[00:12:49.600] 所以另外一个时间啊，我们称为叫。涅盘啊，叫出世间也叫涅盘，也叫无为法。嗯。那。我们前面上的课讲的这个欲界、色界、无色界的心啊，就称为世间心。</w:t>
+        <w:t>[00:12:49.600] 所以另外一个是出世间，我们称为叫涅槃啊，叫出世间也叫涅槃，也叫无为法。嗯。那。我们前面上的课讲的这个欲界、色界、无色界的心啊，就称为世间心。</w:t>
       </w:r>
     </w:p>
     <w:p>
@@ -3160,7 +3160,7 @@
         <w:rPr>
           <w:b w:val="0"/>
         </w:rPr>
-        <w:t>[00:18:29.320] 好，那。出世间心，道心果心到底怎么升起来呢？啊。所以我们要明白。大家学佛啊，修行啊。学佛修行干什么？是为了出世间心、道心、果心的生起。那当心果心升起。它是干嘛用啊。断除烦恼。一定是断除我们的烦恼。道心果心升起来。啊。它的直接作用是断除烦恼。而不是有其他的一个什么金光闪闪的东西冒出来啊，你中大彩了，中大奖了这种啊，然后神通无边无边啊，这样诸如此类的。不是这个概念，它的直接的真正的受用是你烦恼被断除了，相应的烦恼被断除或者被削弱了啊。</w:t>
+        <w:t>[00:18:29.320] 好，那。出世间心，道心果心到底怎么升起来呢？啊。所以我们要明白。大家学佛啊，修行啊。学佛修行干什么？是为了出世间心、道心、果心的生起。那当道心、果心升起。它是干嘛用啊。断除烦恼。一定是断除我们的烦恼。道心果心升起来。啊。它的直接作用是断除烦恼。而不是有其他的一个什么金光闪闪的东西冒出来啊，你中大彩了，中大奖了这种啊，然后神通无边无边啊，这样诸如此类的。不是这个概念，它的直接的真正的受用是你烦恼被断除了，相应的烦恼被断除或者被削弱了啊。</w:t>
       </w:r>
     </w:p>
     <w:p>
@@ -3175,7 +3175,7 @@
         <w:rPr>
           <w:b w:val="0"/>
         </w:rPr>
-        <w:t>[00:24:01.950] 禅修者需要不断的观照诸行法的无常相。就是生灭相，无常相就是生灭相啊。苦相啊，苦相就是受无常逼迫的那种状态。还有无我相啊，在思维一致的阶段，你有四十种修无常相、苦相和无我相的方法啊。那后一时你观照各种名法，一时观照色法，一时观照内在的色名色，一时观照外在的名色，一时观照五蕴，一时观照十二处，一时观照十八界，一时观照缘起啊，然后，一时观照这些行法的无常相，一时观照这些行法的苦相，一时观照这些行法的无我相。</w:t>
+        <w:t>[00:24:01.950] 禅修者需要不断的观照诸行法的无常相。就是生灭相，无常相就是生灭相啊。苦相啊，苦相就是受无常逼迫的那种状态。还有无我相啊，在思维智的阶段，你有四十种修无常相、苦相和无我相的方法啊。那后一时你观照各种名法，一时观照色法，一时观照内在的名色，一时观照外在的名色，一时观照五蕴，一时观照十二处，一时观照十八界，一时观照缘起啊，然后，一时观照这些行法的无常相，一时观照这些行法的苦相，一时观照这些行法的无我相。</w:t>
       </w:r>
     </w:p>
     <w:p>
@@ -3321,7 +3321,7 @@
         <w:rPr>
           <w:b w:val="0"/>
         </w:rPr>
-        <w:t>[00:05:19.580] 如何正知呢？就是智者可以审查。道啊，道心，果心，还有涅盘。这是三个以及。还有没有啊这个。断除或者没有断除的烦恼。啊，就审查它已经断了，还有没有断的烦恼啊？就是五种审查的心路过程啊。那也就是我们十六观智里面的啊，道心果心道智果智后面的那个省察智哈，最后第十六个省察智。啊就审查这五种。那他学都讲到。审查道果和涅盘的心路过程呢，每一位圣者都是可以生起来的。但是对于未断烦恼和已断烦恼的心路过程啊，那就必须通达经教啊，</w:t>
+        <w:t>[00:05:19.580] 如何正知呢？就是智者可以审查。道啊，道心，果心，还有涅槃。这是三个以及。还有没有啊这个。断除或者没有断除的烦恼。啊，就审查它已经断了，还有没有断的烦恼啊？就是五种审查的心路过程啊。那也就是我们十六观智里面的啊，道心果心道智果智后面的那个省察智哈，最后第十六个省察智。啊就审查这五种。那帕奥西亚多讲到。省察道、果、涅槃的心路过程呢，每一位圣者都是可以生起来的。但是对于未断烦恼和已断烦恼的心路过程啊，那就必须通达经教啊，</w:t>
       </w:r>
     </w:p>
     <w:p>
@@ -3336,7 +3336,7 @@
         <w:rPr>
           <w:b w:val="0"/>
         </w:rPr>
-        <w:t>[00:07:57.440] 那比如说你。对于出世间圣者。啊，断除。有身见戒禁取和怀疑。啊，还有论教法讲的嫉妒和悭吝。啊，那么这些。不善心呢。啊。前面这个怀疑是属于痴根的。啊。心安。那。戒禁取和有身见，它是属于贪根型的啊。嫉妒和悭吝，这属于嗔根心路。那什样的所缘啊，他容易生起这样的心，你要懂。啊，然后去找相应的所缘。啊观察那个所缘啊你的心是置它啊面对它的时候相应的这些。啊？心所还会不会升起来啊？</w:t>
+        <w:t>[00:07:57.440] 那比如说你。对于出世间圣者。啊，断除。有身见戒禁取和怀疑。啊，还有论教法讲的嫉妒和悭吝。啊，那么这些。不善心呢。啊。前面这个怀疑是属于痴根的。啊。心安。那。戒禁取和有身见，它是属于贪根型的啊。嫉妒和悭吝，这属于瞋根心路。那什样的所缘啊，他容易生起这样的心，你要懂。啊，然后去找相应的所缘。啊观察那个所缘啊你的心面对它的时候相应的这些。啊？心所还会不会升起来啊？</w:t>
       </w:r>
     </w:p>
     <w:p>
@@ -3351,7 +3351,7 @@
         <w:rPr>
           <w:b w:val="0"/>
         </w:rPr>
-        <w:t>[00:10:18.445] 所以雷迪西亚多建议至少观察三年。他说，为什么会至少要观察三年呢？至少观察三年不是蛮呆的，那是找找各种机会去检查哈。</w:t>
+        <w:t>[00:10:18.445] 所以雷迪西亚多建议至少观察三年。他说，为什么会至少要观察三年呢？至少观察三年，是要找各种机会去检查哈。</w:t>
       </w:r>
     </w:p>
     <w:p>
@@ -3381,7 +3381,7 @@
         <w:rPr>
           <w:b w:val="0"/>
         </w:rPr>
-        <w:t>[00:14:19.910] 要跑了哈啊，这个时候呢，这个法施长老呢，就拉着他老师的家长说，尊者。阿拉汉还会有恐惧吗？好，这个时候大龙长老恍然大悟，啊哦，这句话。原来自己还是个凡夫嘞啊啊，因为阿拉汉呢，他已经断除了所有的烦恼，包括。瞋啊啊，瞋就是恐惧害怕，他不会有的。</w:t>
+        <w:t>[00:14:19.910] 要跑了哈啊，这个时候呢，这个法施长老呢，就拉着他老师的袈裟说，尊者。阿拉汉还会有恐惧吗？好，这个时候大龙长老恍然大悟，啊哦，这句话。原来自己还是个凡夫嘞啊啊，因为阿拉汉呢，他已经断除了所有的烦恼，包括。瞋啊啊，瞋就是恐惧害怕，他不会有的。</w:t>
       </w:r>
     </w:p>
     <w:p>
@@ -3441,7 +3441,7 @@
         <w:rPr>
           <w:b w:val="0"/>
         </w:rPr>
-        <w:t>[00:26:43.340] 你观察的是色法？是民法。观察的是欲界名法还是色界的名法好，还是无色界的名法啊？那他就能很清楚看到他的倒置是在什么样的状态下转起的。啊。而你每一次去看它都是一样的哦。啊，那如果这样能做到啊，就检查你的。道心和果心，那接着下来呢，看是你能不能够随时随地再进入果定。啊啊，清净道论讲怎么进入果定呢？就想再进入果定的圣弟子，应当到空闲</w:t>
+        <w:t>[00:26:43.340] 你观察的是色法？是名法。观察的是欲界名法还是色界的名法好，还是无色界的名法啊？那他就能很清楚看到他的道智是在什么样的状态下转起的。啊。而你每一次去看它都是一样的哦。啊，那如果这样能做到啊，就检查你的。道心和果心，那接着下来呢，看是你能不能够随时随地再进入果定。啊啊，清净道论讲怎么进入果定呢？就想再进入果定的圣弟子，应当到空闲</w:t>
       </w:r>
     </w:p>
     <w:p>
